--- a/Eccc-Han/C706-AsI.docx
+++ b/Eccc-Han/C706-AsI.docx
@@ -70,30 +70,31 @@
           <w:rFonts w:ascii="Abyssinica SIL" w:hAnsi="Abyssinica SIL" w:cs="Abyssinica SIL"/>
           <w:shd w:val="clear" w:color="auto" w:fill="FFFFFF"/>
         </w:rPr>
-        <w:t xml:space="preserve">text has been extracted using image-to-text conversion sofwtare and, although some checks and corrections have been made, no </w:t>
-      </w:r>
-      <w:r>
-        <w:rPr>
-          <w:rFonts w:ascii="Abyssinica SIL" w:hAnsi="Abyssinica SIL" w:cs="Abyssinica SIL"/>
-          <w:i/>
-          <w:iCs/>
+        <w:t>text has been extracted using image-to-text conversion sofwtare</w:t>
+      </w:r>
+      <w:r>
+        <w:rPr>
+          <w:rFonts w:ascii="Abyssinica SIL" w:hAnsi="Abyssinica SIL" w:cs="Abyssinica SIL"/>
           <w:shd w:val="clear" w:color="auto" w:fill="FFFFFF"/>
         </w:rPr>
-        <w:t>formal</w:t>
-      </w:r>
+        <w:t xml:space="preserve">, followed by byte-wise comparison to the text provided by a </w:t>
+      </w:r>
+      <w:hyperlink r:id="rId4" w:history="1">
+        <w:r>
+          <w:rPr>
+            <w:rStyle w:val="Hyperlink"/>
+            <w:rFonts w:ascii="Abyssinica SIL" w:hAnsi="Abyssinica SIL" w:cs="Abyssinica SIL"/>
+            <w:shd w:val="clear" w:color="auto" w:fill="FFFFFF"/>
+          </w:rPr>
+          <w:t>Logos Bible Study module</w:t>
+        </w:r>
+      </w:hyperlink>
       <w:r>
         <w:rPr>
           <w:rFonts w:ascii="Abyssinica SIL" w:hAnsi="Abyssinica SIL" w:cs="Abyssinica SIL"/>
           <w:shd w:val="clear" w:color="auto" w:fill="FFFFFF"/>
         </w:rPr>
-        <w:t xml:space="preserve"> proofreading has yet been carried out</w:t>
-      </w:r>
-      <w:r>
-        <w:rPr>
-          <w:rFonts w:ascii="Abyssinica SIL" w:hAnsi="Abyssinica SIL" w:cs="Abyssinica SIL"/>
-          <w:shd w:val="clear" w:color="auto" w:fill="FFFFFF"/>
-        </w:rPr>
-        <w:t>, so treat the text with some caution.</w:t>
+        <w:t>; where differences were found, they were addressed using visual inspection of the source.</w:t>
       </w:r>
     </w:p>
     <w:p>
